--- a/docs/Revision1/cover_letter.docx
+++ b/docs/Revision1/cover_letter.docx
@@ -229,19 +229,13 @@
         <w:t xml:space="preserve"> along with</w:t>
       </w:r>
       <w:r>
-        <w:t xml:space="preserve"> </w:t>
-      </w:r>
-      <w:r>
-        <w:t xml:space="preserve">re-writing our </w:t>
+        <w:t xml:space="preserve"> re-writing our </w:t>
       </w:r>
       <w:r>
         <w:t xml:space="preserve">Boxes, </w:t>
       </w:r>
       <w:r>
-        <w:t>Highlights</w:t>
-      </w:r>
-      <w:r>
-        <w:t xml:space="preserve"> and Concluding Remarks sections</w:t>
+        <w:t>Highlights and Concluding Remarks sections</w:t>
       </w:r>
       <w:r>
         <w:t xml:space="preserve">. We believe our manuscript is much stronger now and will make an impactful contribution to </w:t>
@@ -260,16 +254,22 @@
     <w:p/>
     <w:p>
       <w:r>
-        <w:t>I</w:t>
-      </w:r>
-      <w:r>
-        <w:t>n accordance with the Review guide</w:t>
-      </w:r>
-      <w:r>
-        <w:t>lines, o</w:t>
-      </w:r>
-      <w:r>
-        <w:t>ur revised manuscript has 5 display items (3 boxes and 2 figures), 107 citations and is 3,600 words.</w:t>
+        <w:t>In accordance with the Review guidelines, o</w:t>
+      </w:r>
+      <w:r>
+        <w:t>ur revised manuscript has 5 display items (3 boxes and 2 figures), 10</w:t>
+      </w:r>
+      <w:r>
+        <w:t>9</w:t>
+      </w:r>
+      <w:r>
+        <w:t xml:space="preserve"> citations and is 3,</w:t>
+      </w:r>
+      <w:r>
+        <w:t>587</w:t>
+      </w:r>
+      <w:r>
+        <w:t xml:space="preserve"> words.</w:t>
       </w:r>
       <w:r>
         <w:t xml:space="preserve"> Some additional citations were necessary to capture some newer papers recently published and address comments from reviewers.</w:t>
@@ -298,7 +298,6 @@
         <w:t xml:space="preserve">Daniel Noble </w:t>
       </w:r>
     </w:p>
-    <w:p/>
     <w:p/>
     <w:p/>
     <w:p>
